--- a/klagomålsmail/Maskaure Renskötartjärnen, 8,3 ha FSC-klagomål mail.docx
+++ b/klagomålsmail/Maskaure Renskötartjärnen, 8,3 ha FSC-klagomål mail.docx
@@ -11,7 +11,7 @@
     </w:p>
     <w:p>
       <w:r>
-        <w:t>Vi vill informera om att det i och inom 20 meter från området Maskaure Renskötartjärnen, 8,3 ha i Arjeplogs kommun har hittats 23 naturvårdsarter varav 20 är rödlistade.</w:t>
+        <w:t>Vi vill informera om att det i och inom 20 meter från området Maskaure Renskötartjärnen, 8,3 ha i Arjeplogs kommun har hittats 24 naturvårdsarter varav 21 är rödlistade.</w:t>
       </w:r>
     </w:p>
     <w:p>

--- a/klagomålsmail/Maskaure Renskötartjärnen, 8,3 ha FSC-klagomål mail.docx
+++ b/klagomålsmail/Maskaure Renskötartjärnen, 8,3 ha FSC-klagomål mail.docx
@@ -11,7 +11,7 @@
     </w:p>
     <w:p>
       <w:r>
-        <w:t>Vi vill informera om att det i och inom 20 meter från området Maskaure Renskötartjärnen, 8,3 ha i Arjeplogs kommun har hittats 24 naturvårdsarter varav 21 är rödlistade.</w:t>
+        <w:t>Vi vill informera om att det i och inom 20 meter från området Maskaure Renskötartjärnen, 8,3 ha i Arjeplogs kommun har hittats 25 naturvårdsarter varav 21 är rödlistade.</w:t>
       </w:r>
     </w:p>
     <w:p>

--- a/klagomålsmail/Maskaure Renskötartjärnen, 8,3 ha FSC-klagomål mail.docx
+++ b/klagomålsmail/Maskaure Renskötartjärnen, 8,3 ha FSC-klagomål mail.docx
@@ -11,7 +11,7 @@
     </w:p>
     <w:p>
       <w:r>
-        <w:t>Vi vill informera om att det i och inom 20 meter från området Maskaure Renskötartjärnen, 8,3 ha i Arjeplogs kommun har hittats 25 naturvårdsarter varav 21 är rödlistade.</w:t>
+        <w:t>Vi vill informera om att det i och inom 20 meter från området Maskaure Renskötartjärnen, 8,3 ha i Arjeplogs kommun har hittats 16 naturvårdsarter varav 14 är rödlistade.</w:t>
       </w:r>
     </w:p>
     <w:p>

--- a/klagomålsmail/Maskaure Renskötartjärnen, 8,3 ha FSC-klagomål mail.docx
+++ b/klagomålsmail/Maskaure Renskötartjärnen, 8,3 ha FSC-klagomål mail.docx
@@ -11,7 +11,7 @@
     </w:p>
     <w:p>
       <w:r>
-        <w:t>Vi vill informera om att det i och inom 20 meter från området Maskaure Renskötartjärnen, 8,3 ha i Arjeplogs kommun har hittats 16 naturvårdsarter varav 14 är rödlistade.</w:t>
+        <w:t>Vi vill informera om att det i och inom 20 meter från området Maskaure Renskötartjärnen, 8,3 ha i Arjeplogs kommun har hittats 25 naturvårdsarter varav 21 är rödlistade.</w:t>
       </w:r>
     </w:p>
     <w:p>
